--- a/Documents/Naveen_Narasapur_Resume_Updated.docx
+++ b/Documents/Naveen_Narasapur_Resume_Updated.docx
@@ -25,7 +25,6 @@
         <w:jc w:val="center"/>
         <w:rPr>
           <w:rFonts w:asciiTheme="majorHAnsi" w:eastAsia="Calibri" w:hAnsiTheme="majorHAnsi" w:cstheme="majorHAnsi"/>
-          <w:lang w:val="nl-BE"/>
         </w:rPr>
       </w:pPr>
     </w:p>
@@ -34,7 +33,6 @@
         <w:jc w:val="center"/>
         <w:rPr>
           <w:rFonts w:asciiTheme="majorHAnsi" w:hAnsiTheme="majorHAnsi" w:cstheme="majorHAnsi"/>
-          <w:lang w:val="nl-BE"/>
         </w:rPr>
       </w:pPr>
       <w:hyperlink r:id="rId6" w:history="1">
@@ -42,7 +40,6 @@
           <w:rPr>
             <w:rStyle w:val="Hyperlink"/>
             <w:rFonts w:asciiTheme="majorHAnsi" w:eastAsia="Calibri" w:hAnsiTheme="majorHAnsi" w:cstheme="majorHAnsi"/>
-            <w:lang w:val="nl-BE"/>
           </w:rPr>
           <w:t>naveennarasapur05@gmail.com</w:t>
         </w:r>
@@ -50,7 +47,6 @@
       <w:r>
         <w:rPr>
           <w:rFonts w:asciiTheme="majorHAnsi" w:eastAsia="Calibri" w:hAnsiTheme="majorHAnsi" w:cstheme="majorHAnsi"/>
-          <w:lang w:val="nl-BE"/>
         </w:rPr>
         <w:t xml:space="preserve">   |  </w:t>
       </w:r>
@@ -59,7 +55,6 @@
           <w:rPr>
             <w:rStyle w:val="Hyperlink"/>
             <w:rFonts w:asciiTheme="majorHAnsi" w:eastAsia="Calibri" w:hAnsiTheme="majorHAnsi" w:cstheme="majorHAnsi"/>
-            <w:lang w:val="nl-BE"/>
           </w:rPr>
           <w:t xml:space="preserve"> </w:t>
         </w:r>
@@ -67,7 +62,6 @@
           <w:rPr>
             <w:rStyle w:val="Hyperlink"/>
             <w:rFonts w:asciiTheme="majorHAnsi" w:hAnsiTheme="majorHAnsi" w:cstheme="majorHAnsi"/>
-            <w:lang w:val="nl-BE"/>
             <w14:textFill>
               <w14:solidFill>
                 <w14:srgbClr w14:val="0563C1">
@@ -84,7 +78,6 @@
         <w:rPr>
           <w:rFonts w:asciiTheme="majorHAnsi" w:hAnsiTheme="majorHAnsi" w:cstheme="majorHAnsi"/>
           <w:color w:val="0D0D0D" w:themeColor="text1" w:themeTint="F2"/>
-          <w:lang w:val="nl-BE"/>
         </w:rPr>
         <w:t xml:space="preserve"> </w:t>
       </w:r>
@@ -92,14 +85,12 @@
         <w:rPr>
           <w:rFonts w:asciiTheme="majorHAnsi" w:eastAsia="Calibri" w:hAnsiTheme="majorHAnsi" w:cstheme="majorHAnsi"/>
           <w:color w:val="0D0D0D" w:themeColor="text1" w:themeTint="F2"/>
-          <w:lang w:val="nl-BE"/>
         </w:rPr>
         <w:t xml:space="preserve">|   </w:t>
       </w:r>
       <w:r>
         <w:rPr>
           <w:rFonts w:asciiTheme="majorHAnsi" w:eastAsia="Calibri" w:hAnsiTheme="majorHAnsi" w:cstheme="majorHAnsi"/>
-          <w:lang w:val="nl-BE"/>
         </w:rPr>
         <w:t xml:space="preserve"> </w:t>
       </w:r>
@@ -108,7 +99,6 @@
           <w:rPr>
             <w:rStyle w:val="Hyperlink"/>
             <w:rFonts w:asciiTheme="majorHAnsi" w:eastAsia="Calibri" w:hAnsiTheme="majorHAnsi" w:cstheme="majorHAnsi"/>
-            <w:lang w:val="nl-BE"/>
           </w:rPr>
           <w:t>https://naveen-narasapur.in/</w:t>
         </w:r>
@@ -120,14 +110,8 @@
           <w:bottom w:val="single" w:sz="6" w:space="1" w:color="C9D4E2"/>
         </w:pBdr>
         <w:spacing w:after="160"/>
-        <w:rPr>
-          <w:lang w:val="nl-BE"/>
-        </w:rPr>
-      </w:pPr>
-      <w:r>
-        <w:rPr>
-          <w:lang w:val="nl-BE"/>
-        </w:rPr>
+      </w:pPr>
+      <w:r>
         <w:t xml:space="preserve"> </w:t>
       </w:r>
     </w:p>
@@ -136,7 +120,7 @@
         <w:pBdr>
           <w:bottom w:val="single" w:sz="4" w:space="4" w:color="C9D4E2"/>
         </w:pBdr>
-        <w:spacing w:before="260" w:after="100"/>
+        <w:spacing w:before="180" w:after="100"/>
       </w:pPr>
       <w:r>
         <w:rPr>
@@ -166,7 +150,7 @@
         <w:pBdr>
           <w:bottom w:val="single" w:sz="4" w:space="4" w:color="C9D4E2"/>
         </w:pBdr>
-        <w:spacing w:before="260" w:after="100"/>
+        <w:spacing w:before="180" w:after="100"/>
       </w:pPr>
       <w:r>
         <w:rPr>
@@ -181,7 +165,7 @@
     </w:p>
     <w:p>
       <w:pPr>
-        <w:spacing w:after="60"/>
+        <w:spacing w:after="40"/>
       </w:pPr>
       <w:r>
         <w:rPr>
@@ -202,7 +186,7 @@
     </w:p>
     <w:p>
       <w:pPr>
-        <w:spacing w:after="60"/>
+        <w:spacing w:after="40"/>
       </w:pPr>
       <w:r>
         <w:rPr>
@@ -223,7 +207,7 @@
     </w:p>
     <w:p>
       <w:pPr>
-        <w:spacing w:after="60"/>
+        <w:spacing w:after="40"/>
       </w:pPr>
       <w:r>
         <w:rPr>
@@ -244,7 +228,7 @@
     </w:p>
     <w:p>
       <w:pPr>
-        <w:spacing w:after="60"/>
+        <w:spacing w:after="40"/>
       </w:pPr>
       <w:r>
         <w:rPr>
@@ -265,7 +249,7 @@
     </w:p>
     <w:p>
       <w:pPr>
-        <w:spacing w:after="60"/>
+        <w:spacing w:after="40"/>
       </w:pPr>
       <w:r>
         <w:rPr>
@@ -281,21 +265,12 @@
           <w:rFonts w:ascii="Calibri" w:eastAsia="Calibri" w:hAnsi="Calibri" w:cs="Calibri"/>
           <w:color w:val="16202E"/>
         </w:rPr>
-        <w:t xml:space="preserve">TCP/IP, HTTP, Linux, OSI Model, Mininet, </w:t>
-      </w:r>
-      <w:proofErr w:type="spellStart"/>
-      <w:r>
-        <w:rPr>
-          <w:rFonts w:ascii="Calibri" w:eastAsia="Calibri" w:hAnsi="Calibri" w:cs="Calibri"/>
-          <w:color w:val="16202E"/>
-        </w:rPr>
-        <w:t>CICFlowMeter</w:t>
-      </w:r>
-      <w:proofErr w:type="spellEnd"/>
-    </w:p>
-    <w:p>
-      <w:pPr>
-        <w:spacing w:after="60"/>
+        <w:t xml:space="preserve">TCP/IP, HTTP, Linux, OSI Model, Mininet, CICFlowMeter</w:t>
+      </w:r>
+    </w:p>
+    <w:p>
+      <w:pPr>
+        <w:spacing w:after="40"/>
       </w:pPr>
       <w:r>
         <w:rPr>
@@ -316,7 +291,7 @@
     </w:p>
     <w:p>
       <w:pPr>
-        <w:spacing w:after="60"/>
+        <w:spacing w:after="40"/>
       </w:pPr>
       <w:r>
         <w:rPr>
@@ -340,7 +315,7 @@
         <w:pBdr>
           <w:bottom w:val="single" w:sz="4" w:space="4" w:color="C9D4E2"/>
         </w:pBdr>
-        <w:spacing w:before="260" w:after="100"/>
+        <w:spacing w:before="180" w:after="100"/>
       </w:pPr>
       <w:r>
         <w:rPr>
@@ -379,7 +354,7 @@
           <w:szCs w:val="19"/>
         </w:rPr>
         <w:tab/>
-        <w:t>Jan 2026 – Jul 2026</w:t>
+        <w:t xml:space="preserve">    Jan 2026 – Jul 2026</w:t>
       </w:r>
     </w:p>
     <w:p>
@@ -389,7 +364,7 @@
           <w:ilvl w:val="0"/>
           <w:numId w:val="1"/>
         </w:numPr>
-        <w:spacing w:after="60"/>
+        <w:spacing w:after="40"/>
       </w:pPr>
       <w:r>
         <w:rPr>
@@ -406,7 +381,7 @@
           <w:ilvl w:val="0"/>
           <w:numId w:val="1"/>
         </w:numPr>
-        <w:spacing w:after="60"/>
+        <w:spacing w:after="40"/>
       </w:pPr>
       <w:r>
         <w:rPr>
@@ -423,7 +398,7 @@
           <w:ilvl w:val="0"/>
           <w:numId w:val="1"/>
         </w:numPr>
-        <w:spacing w:after="60"/>
+        <w:spacing w:after="40"/>
       </w:pPr>
       <w:r>
         <w:rPr>
@@ -440,14 +415,18 @@
           <w:ilvl w:val="0"/>
           <w:numId w:val="1"/>
         </w:numPr>
-        <w:spacing w:after="60"/>
-      </w:pPr>
-      <w:r>
-        <w:rPr>
-          <w:rFonts w:ascii="Calibri" w:eastAsia="Calibri" w:hAnsi="Calibri" w:cs="Calibri"/>
-          <w:color w:val="16202E"/>
-        </w:rPr>
-        <w:t>Currently building real-time OIC integrations, handling data flow between systems.</w:t>
+        <w:spacing w:after="40"/>
+        <w:rPr>
+          <w:rFonts w:ascii="Calibri" w:eastAsia="Calibri" w:hAnsi="Calibri" w:cs="Calibri"/>
+          <w:color w:val="16202E"/>
+        </w:rPr>
+      </w:pPr>
+      <w:r>
+        <w:rPr>
+          <w:rFonts w:ascii="Calibri" w:eastAsia="Calibri" w:hAnsi="Calibri" w:cs="Calibri"/>
+          <w:color w:val="16202E"/>
+        </w:rPr>
+        <w:t>Built real-time OIC integrations to handle data flow between different systems.</w:t>
       </w:r>
     </w:p>
     <w:p>
@@ -455,7 +434,7 @@
         <w:pBdr>
           <w:bottom w:val="single" w:sz="4" w:space="4" w:color="C9D4E2"/>
         </w:pBdr>
-        <w:spacing w:before="260" w:after="100"/>
+        <w:spacing w:before="180" w:after="100"/>
       </w:pPr>
       <w:r>
         <w:rPr>
@@ -491,30 +470,14 @@
           <w:ilvl w:val="0"/>
           <w:numId w:val="1"/>
         </w:numPr>
-        <w:spacing w:after="60"/>
-      </w:pPr>
-      <w:r>
-        <w:rPr>
-          <w:rFonts w:ascii="Calibri" w:eastAsia="Calibri" w:hAnsi="Calibri" w:cs="Calibri"/>
-          <w:color w:val="16202E"/>
-        </w:rPr>
-        <w:t xml:space="preserve">Built an unsupervised machine learning system that flags DDoS traffic patterns without </w:t>
-      </w:r>
-      <w:proofErr w:type="spellStart"/>
-      <w:r>
-        <w:rPr>
-          <w:rFonts w:ascii="Calibri" w:eastAsia="Calibri" w:hAnsi="Calibri" w:cs="Calibri"/>
-          <w:color w:val="16202E"/>
-        </w:rPr>
-        <w:t>labeled</w:t>
-      </w:r>
-      <w:proofErr w:type="spellEnd"/>
-      <w:r>
-        <w:rPr>
-          <w:rFonts w:ascii="Calibri" w:eastAsia="Calibri" w:hAnsi="Calibri" w:cs="Calibri"/>
-          <w:color w:val="16202E"/>
-        </w:rPr>
-        <w:t xml:space="preserve"> attack data.</w:t>
+        <w:spacing w:after="40"/>
+      </w:pPr>
+      <w:r>
+        <w:rPr>
+          <w:rFonts w:ascii="Calibri" w:eastAsia="Calibri" w:hAnsi="Calibri" w:cs="Calibri"/>
+          <w:color w:val="16202E"/>
+        </w:rPr>
+        <w:t xml:space="preserve">Built an unsupervised machine learning system that flags DDoS traffic patterns without labeled attack data.</w:t>
       </w:r>
     </w:p>
     <w:p>
@@ -524,7 +487,7 @@
           <w:ilvl w:val="0"/>
           <w:numId w:val="1"/>
         </w:numPr>
-        <w:spacing w:after="60"/>
+        <w:spacing w:after="40"/>
       </w:pPr>
       <w:r>
         <w:rPr>
@@ -557,7 +520,7 @@
           <w:ilvl w:val="0"/>
           <w:numId w:val="1"/>
         </w:numPr>
-        <w:spacing w:after="60"/>
+        <w:spacing w:after="40"/>
       </w:pPr>
       <w:r>
         <w:rPr>
@@ -574,48 +537,30 @@
           <w:ilvl w:val="0"/>
           <w:numId w:val="1"/>
         </w:numPr>
-        <w:spacing w:after="60"/>
-      </w:pPr>
-      <w:r>
-        <w:rPr>
-          <w:rFonts w:ascii="Calibri" w:eastAsia="Calibri" w:hAnsi="Calibri" w:cs="Calibri"/>
-          <w:color w:val="16202E"/>
-        </w:rPr>
-        <w:t xml:space="preserve">Layered semantic mapping on top of </w:t>
-      </w:r>
-      <w:proofErr w:type="spellStart"/>
-      <w:r>
-        <w:rPr>
-          <w:rFonts w:ascii="Calibri" w:eastAsia="Calibri" w:hAnsi="Calibri" w:cs="Calibri"/>
-          <w:color w:val="16202E"/>
-        </w:rPr>
-        <w:t>ResNet</w:t>
-      </w:r>
-      <w:proofErr w:type="spellEnd"/>
-      <w:r>
-        <w:rPr>
-          <w:rFonts w:ascii="Calibri" w:eastAsia="Calibri" w:hAnsi="Calibri" w:cs="Calibri"/>
-          <w:color w:val="16202E"/>
-        </w:rPr>
-        <w:t xml:space="preserve"> feature extraction; evaluated on the AwA2 dataset.</w:t>
-      </w:r>
-    </w:p>
-    <w:p>
-      <w:pPr>
-        <w:pBdr>
-          <w:bottom w:val="single" w:sz="4" w:space="4" w:color="C9D4E2"/>
-        </w:pBdr>
-        <w:spacing w:before="260" w:after="100"/>
-      </w:pPr>
-      <w:r>
-        <w:rPr>
-          <w:rFonts w:ascii="Calibri" w:eastAsia="Calibri" w:hAnsi="Calibri" w:cs="Calibri"/>
-          <w:b/>
-          <w:bCs/>
-          <w:color w:val="0F6FA0"/>
-          <w:spacing w:val="12"/>
-        </w:rPr>
-        <w:t>ACHIEVEMENTS</w:t>
+        <w:spacing w:after="40"/>
+      </w:pPr>
+      <w:r>
+        <w:rPr>
+          <w:rFonts w:ascii="Calibri" w:eastAsia="Calibri" w:hAnsi="Calibri" w:cs="Calibri"/>
+          <w:color w:val="16202E"/>
+        </w:rPr>
+        <w:t xml:space="preserve">Layered semantic mapping on top of ResNet feature extraction; evaluated on the AwA2 dataset.</w:t>
+      </w:r>
+    </w:p>
+    <w:p>
+      <w:pPr>
+        <w:spacing w:before="140" w:after="20"/>
+      </w:pPr>
+      <w:r>
+        <w:rPr>
+          <w:rFonts w:ascii="Calibri" w:eastAsia="Calibri" w:hAnsi="Calibri" w:cs="Calibri"/>
+          <w:b/>
+          <w:bCs/>
+          <w:color w:val="16202E"/>
+          <w:sz w:val="21"/>
+          <w:szCs w:val="21"/>
+        </w:rPr>
+        <w:t>Personal Portfolio</w:t>
       </w:r>
     </w:p>
     <w:p>
@@ -625,14 +570,32 @@
           <w:ilvl w:val="0"/>
           <w:numId w:val="1"/>
         </w:numPr>
-        <w:spacing w:after="60"/>
-      </w:pPr>
-      <w:r>
-        <w:rPr>
-          <w:rFonts w:ascii="Calibri" w:eastAsia="Calibri" w:hAnsi="Calibri" w:cs="Calibri"/>
-          <w:color w:val="16202E"/>
-        </w:rPr>
-        <w:t>GATE DA 2026 — Secured All India Rank (AIR) 4561 in the Data Science &amp; AI paper.</w:t>
+        <w:spacing w:after="40"/>
+      </w:pPr>
+      <w:r>
+        <w:rPr>
+          <w:rFonts w:ascii="Calibri" w:eastAsia="Calibri" w:hAnsi="Calibri" w:cs="Calibri"/>
+          <w:color w:val="16202E"/>
+        </w:rPr>
+        <w:t xml:space="preserve">Built and deployed a static portfolio with HTML, CSS, and JavaScript on Cloudflare Workers, with a serverless page-view counter backed by D1 (SQLite).</w:t>
+      </w:r>
+    </w:p>
+    <w:p>
+      <w:pPr>
+        <w:pBdr>
+          <w:bottom w:val="single" w:sz="4" w:space="4" w:color="C9D4E2"/>
+        </w:pBdr>
+        <w:spacing w:before="180" w:after="100"/>
+      </w:pPr>
+      <w:r>
+        <w:rPr>
+          <w:rFonts w:ascii="Calibri" w:eastAsia="Calibri" w:hAnsi="Calibri" w:cs="Calibri"/>
+          <w:b/>
+          <w:bCs/>
+          <w:color w:val="0F6FA0"/>
+          <w:spacing w:val="12"/>
+        </w:rPr>
+        <w:t>ACHIEVEMENTS</w:t>
       </w:r>
     </w:p>
     <w:p>
@@ -642,78 +605,31 @@
           <w:ilvl w:val="0"/>
           <w:numId w:val="1"/>
         </w:numPr>
-        <w:spacing w:after="60"/>
-      </w:pPr>
-      <w:r>
-        <w:rPr>
-          <w:rFonts w:ascii="Calibri" w:eastAsia="Calibri" w:hAnsi="Calibri" w:cs="Calibri"/>
-          <w:color w:val="16202E"/>
-        </w:rPr>
-        <w:t xml:space="preserve">ACM ICPC Asia </w:t>
-      </w:r>
-      <w:proofErr w:type="spellStart"/>
-      <w:r>
-        <w:rPr>
-          <w:rFonts w:ascii="Calibri" w:eastAsia="Calibri" w:hAnsi="Calibri" w:cs="Calibri"/>
-          <w:color w:val="16202E"/>
-        </w:rPr>
-        <w:t>Amritapuri</w:t>
-      </w:r>
-      <w:proofErr w:type="spellEnd"/>
-      <w:r>
-        <w:rPr>
-          <w:rFonts w:ascii="Calibri" w:eastAsia="Calibri" w:hAnsi="Calibri" w:cs="Calibri"/>
-          <w:color w:val="16202E"/>
-        </w:rPr>
-        <w:t xml:space="preserve"> </w:t>
-      </w:r>
-      <w:proofErr w:type="spellStart"/>
-      <w:r>
-        <w:rPr>
-          <w:rFonts w:ascii="Calibri" w:eastAsia="Calibri" w:hAnsi="Calibri" w:cs="Calibri"/>
-          <w:color w:val="16202E"/>
-        </w:rPr>
-        <w:t>Doublesite</w:t>
-      </w:r>
-      <w:proofErr w:type="spellEnd"/>
-      <w:r>
-        <w:rPr>
-          <w:rFonts w:ascii="Calibri" w:eastAsia="Calibri" w:hAnsi="Calibri" w:cs="Calibri"/>
-          <w:color w:val="16202E"/>
-        </w:rPr>
-        <w:t xml:space="preserve"> Regional Contest 2023 — </w:t>
-      </w:r>
-      <w:proofErr w:type="spellStart"/>
-      <w:r>
-        <w:rPr>
-          <w:rFonts w:ascii="Calibri" w:eastAsia="Calibri" w:hAnsi="Calibri" w:cs="Calibri"/>
-          <w:color w:val="16202E"/>
-        </w:rPr>
-        <w:t>Honorable</w:t>
-      </w:r>
-      <w:proofErr w:type="spellEnd"/>
-      <w:r>
-        <w:rPr>
-          <w:rFonts w:ascii="Calibri" w:eastAsia="Calibri" w:hAnsi="Calibri" w:cs="Calibri"/>
-          <w:color w:val="16202E"/>
-        </w:rPr>
-        <w:t xml:space="preserve"> Mention, representing KLE Technological University (Team </w:t>
-      </w:r>
-      <w:proofErr w:type="spellStart"/>
-      <w:r>
-        <w:rPr>
-          <w:rFonts w:ascii="Calibri" w:eastAsia="Calibri" w:hAnsi="Calibri" w:cs="Calibri"/>
-          <w:color w:val="16202E"/>
-        </w:rPr>
-        <w:t>BruteForcers</w:t>
-      </w:r>
-      <w:proofErr w:type="spellEnd"/>
-      <w:r>
-        <w:rPr>
-          <w:rFonts w:ascii="Calibri" w:eastAsia="Calibri" w:hAnsi="Calibri" w:cs="Calibri"/>
-          <w:color w:val="16202E"/>
-        </w:rPr>
-        <w:t>).</w:t>
+        <w:spacing w:after="40"/>
+      </w:pPr>
+      <w:r>
+        <w:rPr>
+          <w:rFonts w:ascii="Calibri" w:eastAsia="Calibri" w:hAnsi="Calibri" w:cs="Calibri"/>
+          <w:color w:val="16202E"/>
+        </w:rPr>
+        <w:t>GATE DA 2026 — Secured All India Rank (AIR) 4561 in the Data Science &amp; AI paper.</w:t>
+      </w:r>
+    </w:p>
+    <w:p>
+      <w:pPr>
+        <w:pStyle w:val="ListParagraph"/>
+        <w:numPr>
+          <w:ilvl w:val="0"/>
+          <w:numId w:val="1"/>
+        </w:numPr>
+        <w:spacing w:after="40"/>
+      </w:pPr>
+      <w:r>
+        <w:rPr>
+          <w:rFonts w:ascii="Calibri" w:eastAsia="Calibri" w:hAnsi="Calibri" w:cs="Calibri"/>
+          <w:color w:val="16202E"/>
+        </w:rPr>
+        <w:t xml:space="preserve">ACM ICPC Asia Amritapuri Doublesite Regional Contest 2023 — Honorable Mention, representing KLE Technological University (Team BruteForcers).</w:t>
       </w:r>
     </w:p>
     <w:p>
@@ -721,7 +637,7 @@
         <w:pBdr>
           <w:bottom w:val="single" w:sz="4" w:space="4" w:color="C9D4E2"/>
         </w:pBdr>
-        <w:spacing w:before="260" w:after="100"/>
+        <w:spacing w:before="180" w:after="100"/>
       </w:pPr>
       <w:r>
         <w:rPr>
@@ -782,7 +698,6 @@
         </w:tabs>
         <w:spacing w:after="20"/>
       </w:pPr>
-      <w:proofErr w:type="spellStart"/>
       <w:r>
         <w:rPr>
           <w:rFonts w:ascii="Calibri" w:eastAsia="Calibri" w:hAnsi="Calibri" w:cs="Calibri"/>
@@ -792,19 +707,7 @@
           <w:sz w:val="21"/>
           <w:szCs w:val="21"/>
         </w:rPr>
-        <w:t>Vidyaniketan</w:t>
-      </w:r>
-      <w:proofErr w:type="spellEnd"/>
-      <w:r>
-        <w:rPr>
-          <w:rFonts w:ascii="Calibri" w:eastAsia="Calibri" w:hAnsi="Calibri" w:cs="Calibri"/>
-          <w:b/>
-          <w:bCs/>
-          <w:color w:val="16202E"/>
-          <w:sz w:val="21"/>
-          <w:szCs w:val="21"/>
-        </w:rPr>
-        <w:t xml:space="preserve"> P.U. Science College, Hubli</w:t>
+        <w:t xml:space="preserve">Vidyaniketan P.U. Science College, Hubli</w:t>
       </w:r>
       <w:r>
         <w:rPr>
@@ -869,7 +772,7 @@
     </w:p>
     <w:sectPr>
       <w:pgSz w:w="12240" w:h="15840"/>
-      <w:pgMar w:top="620" w:right="700" w:bottom="620" w:left="700" w:header="708" w:footer="708" w:gutter="0"/>
+      <w:pgMar w:top="480" w:right="700" w:bottom="480" w:left="700" w:header="708" w:footer="708" w:gutter="0"/>
       <w:cols w:space="720"/>
       <w:docGrid w:linePitch="360"/>
     </w:sectPr>
@@ -1585,6 +1488,18 @@
       <w:u w:val="single"/>
     </w:rPr>
   </w:style>
+  <w:style w:type="paragraph" w:styleId="NormalWeb">
+    <w:name w:val="Normal (Web)"/>
+    <w:basedOn w:val="Normal"/>
+    <w:uiPriority w:val="99"/>
+    <w:semiHidden/>
+    <w:unhideWhenUsed/>
+    <w:rsid w:val="00A22880"/>
+    <w:rPr>
+      <w:sz w:val="24"/>
+      <w:szCs w:val="24"/>
+    </w:rPr>
+  </w:style>
 </w:styles>
 </file>
 

--- a/Documents/Naveen_Narasapur_Resume_Updated.docx
+++ b/Documents/Naveen_Narasapur_Resume_Updated.docx
@@ -265,7 +265,7 @@
           <w:rFonts w:ascii="Calibri" w:eastAsia="Calibri" w:hAnsi="Calibri" w:cs="Calibri"/>
           <w:color w:val="16202E"/>
         </w:rPr>
-        <w:t xml:space="preserve">TCP/IP, HTTP, Linux, OSI Model, Mininet, CICFlowMeter</w:t>
+        <w:t>TCP/IP, HTTP, Linux, OSI Model, Mininet, CICFlowMeter</w:t>
       </w:r>
     </w:p>
     <w:p>
@@ -477,7 +477,7 @@
           <w:rFonts w:ascii="Calibri" w:eastAsia="Calibri" w:hAnsi="Calibri" w:cs="Calibri"/>
           <w:color w:val="16202E"/>
         </w:rPr>
-        <w:t xml:space="preserve">Built an unsupervised machine learning system that flags DDoS traffic patterns without labeled attack data.</w:t>
+        <w:t>Built an unsupervised machine learning system that flags DDoS traffic patterns without labeled attack data.</w:t>
       </w:r>
     </w:p>
     <w:p>
@@ -544,7 +544,7 @@
           <w:rFonts w:ascii="Calibri" w:eastAsia="Calibri" w:hAnsi="Calibri" w:cs="Calibri"/>
           <w:color w:val="16202E"/>
         </w:rPr>
-        <w:t xml:space="preserve">Layered semantic mapping on top of ResNet feature extraction; evaluated on the AwA2 dataset.</w:t>
+        <w:t>Layered semantic mapping on top of ResNet feature extraction; evaluated on the AwA2 dataset.</w:t>
       </w:r>
     </w:p>
     <w:p>
@@ -577,7 +577,7 @@
           <w:rFonts w:ascii="Calibri" w:eastAsia="Calibri" w:hAnsi="Calibri" w:cs="Calibri"/>
           <w:color w:val="16202E"/>
         </w:rPr>
-        <w:t xml:space="preserve">Built and deployed a static portfolio with HTML, CSS, and JavaScript on Cloudflare Workers, with a serverless page-view counter backed by D1 (SQLite).</w:t>
+        <w:t>Built and deployed a static portfolio with HTML, CSS, and JavaScript on Cloudflare Workers, with a serverless page-view counter backed by D1 (SQLite).</w:t>
       </w:r>
     </w:p>
     <w:p>
@@ -629,7 +629,7 @@
           <w:rFonts w:ascii="Calibri" w:eastAsia="Calibri" w:hAnsi="Calibri" w:cs="Calibri"/>
           <w:color w:val="16202E"/>
         </w:rPr>
-        <w:t xml:space="preserve">ACM ICPC Asia Amritapuri Doublesite Regional Contest 2023 — Honorable Mention, representing KLE Technological University (Team BruteForcers).</w:t>
+        <w:t>ACM ICPC Asia Amritapuri Doublesite Regional Contest 2023 — Honorable Mention, representing KLE Technological University (Team BruteForcers).</w:t>
       </w:r>
     </w:p>
     <w:p>
@@ -688,7 +688,21 @@
           <w:rFonts w:ascii="Calibri" w:eastAsia="Calibri" w:hAnsi="Calibri" w:cs="Calibri"/>
           <w:color w:val="16202E"/>
         </w:rPr>
-        <w:t>Bachelor of Technology, Computer Science (Artificial Intelligence) — 8.87 CGPA</w:t>
+        <w:t>Bachelor of Technology, Computer Science (Artificial Intelligence) — 8.</w:t>
+      </w:r>
+      <w:r>
+        <w:rPr>
+          <w:rFonts w:ascii="Calibri" w:eastAsia="Calibri" w:hAnsi="Calibri" w:cs="Calibri"/>
+          <w:color w:val="16202E"/>
+        </w:rPr>
+        <w:t>90</w:t>
+      </w:r>
+      <w:r>
+        <w:rPr>
+          <w:rFonts w:ascii="Calibri" w:eastAsia="Calibri" w:hAnsi="Calibri" w:cs="Calibri"/>
+          <w:color w:val="16202E"/>
+        </w:rPr>
+        <w:t xml:space="preserve"> CGPA</w:t>
       </w:r>
     </w:p>
     <w:p>
@@ -707,7 +721,7 @@
           <w:sz w:val="21"/>
           <w:szCs w:val="21"/>
         </w:rPr>
-        <w:t xml:space="preserve">Vidyaniketan P.U. Science College, Hubli</w:t>
+        <w:t>Vidyaniketan P.U. Science College, Hubli</w:t>
       </w:r>
       <w:r>
         <w:rPr>
@@ -1357,6 +1371,7 @@
   <w:style w:type="character" w:default="1" w:styleId="DefaultParagraphFont">
     <w:name w:val="Default Paragraph Font"/>
     <w:uiPriority w:val="1"/>
+    <w:semiHidden/>
     <w:unhideWhenUsed/>
   </w:style>
   <w:style w:type="table" w:default="1" w:styleId="TableNormal">
